--- a/CV_Material_Nacho/extras/cvs_personalizados/cv_varifarma_data.docx
+++ b/CV_Material_Nacho/extras/cvs_personalizados/cv_varifarma_data.docx
@@ -341,7 +341,7 @@
         <w:pStyle w:val="ListBullet"/>
       </w:pPr>
       <w:r>
-        <w:t>Español nativo, Inglés B1+/B2 sin certificar (lectura técnica fluida)</w:t>
+        <w:t>Español nativo, Inglés B1 (intermedio) sin certificar; leo documentación técnica en inglés</w:t>
       </w:r>
     </w:p>
     <w:p>
